--- a/eng/docx/023.content.docx
+++ b/eng/docx/023.content.docx
@@ -1655,7 +1655,19 @@
         <w:rPr>
           <w:lang w:val="en_US" w:bidi="en_US"/>
         </w:rPr>
-        <w:t>The term “watchtower” is also used as a symbol of protection from enemies. (See: Metaphor)</w:t>
+        <w:t xml:space="preserve">The term “watchtower” is also used as a symbol of protection from enemies. (See: </w:t>
+      </w:r>
+      <w:r>
+        <w:rPr>
+          <w:lang w:val="en_US" w:bidi="en_US"/>
+        </w:rPr>
+        <w:t>Metaphor</w:t>
+      </w:r>
+      <w:r>
+        <w:rPr>
+          <w:lang w:val="en_US" w:bidi="en_US"/>
+        </w:rPr>
+        <w:t>)</w:t>
       </w:r>
       <w:r>
         <w:rPr>
@@ -3339,7 +3351,19 @@
         <w:rPr>
           <w:lang w:val="en_US" w:bidi="en_US"/>
         </w:rPr>
-        <w:t>If wine is unknown in your culture, it could be translated as “fermented grape juice” or “fermented drink made from a fruit called grapes” or “fermented fruit juice.” (See: How to Translate Unknowns)</w:t>
+        <w:t xml:space="preserve">If wine is unknown in your culture, it could be translated as “fermented grape juice” or “fermented drink made from a fruit called grapes” or “fermented fruit juice.” (See: </w:t>
+      </w:r>
+      <w:r>
+        <w:rPr>
+          <w:lang w:val="en_US" w:bidi="en_US"/>
+        </w:rPr>
+        <w:t>How to Translate Unknowns</w:t>
+      </w:r>
+      <w:r>
+        <w:rPr>
+          <w:lang w:val="en_US" w:bidi="en_US"/>
+        </w:rPr>
+        <w:t>)</w:t>
       </w:r>
       <w:r>
         <w:rPr>
@@ -3808,7 +3832,19 @@
         <w:rPr>
           <w:lang w:val="en_US" w:bidi="en_US"/>
         </w:rPr>
-        <w:t>The term “winepress” is also used figuratively in the Bible as a picture of God’s wrath being poured out on wicked people. (See: Metaphor)</w:t>
+        <w:t xml:space="preserve">The term “winepress” is also used figuratively in the Bible as a picture of God’s wrath being poured out on wicked people. (See: </w:t>
+      </w:r>
+      <w:r>
+        <w:rPr>
+          <w:lang w:val="en_US" w:bidi="en_US"/>
+        </w:rPr>
+        <w:t>Metaphor</w:t>
+      </w:r>
+      <w:r>
+        <w:rPr>
+          <w:lang w:val="en_US" w:bidi="en_US"/>
+        </w:rPr>
+        <w:t>)</w:t>
       </w:r>
       <w:r>
         <w:rPr>
@@ -4231,7 +4267,19 @@
         <w:rPr>
           <w:lang w:val="en_US" w:bidi="en_US"/>
         </w:rPr>
-        <w:t>(See also: How to Translate Unknowns)</w:t>
+        <w:t xml:space="preserve">(See also: </w:t>
+      </w:r>
+      <w:r>
+        <w:rPr>
+          <w:lang w:val="en_US" w:bidi="en_US"/>
+        </w:rPr>
+        <w:t>How to Translate Unknowns</w:t>
+      </w:r>
+      <w:r>
+        <w:rPr>
+          <w:lang w:val="en_US" w:bidi="en_US"/>
+        </w:rPr>
+        <w:t>)</w:t>
       </w:r>
       <w:r>
         <w:rPr>
@@ -6779,7 +6827,19 @@
         <w:rPr>
           <w:lang w:val="en_US" w:bidi="en_US"/>
         </w:rPr>
-        <w:t>This is an older term that is sometimes used in order to be polite and less direct. (See: euphemism)</w:t>
+        <w:t xml:space="preserve">This is an older term that is sometimes used in order to be polite and less direct. (See: </w:t>
+      </w:r>
+      <w:r>
+        <w:rPr>
+          <w:lang w:val="en_US" w:bidi="en_US"/>
+        </w:rPr>
+        <w:t>euphemism</w:t>
+      </w:r>
+      <w:r>
+        <w:rPr>
+          <w:lang w:val="en_US" w:bidi="en_US"/>
+        </w:rPr>
+        <w:t>)</w:t>
       </w:r>
       <w:r>
         <w:rPr>
